--- a/Resume Elena Levine - Fall 2025.docx
+++ b/Resume Elena Levine - Fall 2025.docx
@@ -16,6 +16,15 @@
           <w:szCs w:val="20"/>
         </w:rPr>
       </w:pPr>
+      <w:r>
+        <w:rPr>
+          <w:b/>
+          <w:bCs/>
+          <w:sz w:val="20"/>
+          <w:szCs w:val="20"/>
+        </w:rPr>
+        <w:t xml:space="preserve">Honors </w:t>
+      </w:r>
       <w:r>
         <w:rPr>
           <w:b/>
@@ -447,24 +456,108 @@
       </w:r>
       <w:r>
         <w:rPr>
-          <w:sz w:val="20"/>
-          <w:szCs w:val="20"/>
-        </w:rPr>
-        <w:t xml:space="preserve">CSE271 Object-Oriented Programming (Java), </w:t>
-      </w:r>
-      <w:r>
-        <w:rPr>
-          <w:sz w:val="20"/>
-          <w:szCs w:val="20"/>
-        </w:rPr>
-        <w:t xml:space="preserve">CSE 274 Data Abstraction </w:t>
-      </w:r>
-      <w:r>
-        <w:rPr>
-          <w:sz w:val="20"/>
-          <w:szCs w:val="20"/>
-        </w:rPr>
-        <w:t xml:space="preserve">&amp; Data Structures, CSE 201 Intro to Software Eng, </w:t>
+          <w:i/>
+          <w:iCs/>
+          <w:sz w:val="20"/>
+          <w:szCs w:val="20"/>
+        </w:rPr>
+        <w:t>CSE 374</w:t>
+      </w:r>
+      <w:r>
+        <w:rPr>
+          <w:sz w:val="20"/>
+          <w:szCs w:val="20"/>
+        </w:rPr>
+        <w:t xml:space="preserve"> Algorithms I, </w:t>
+      </w:r>
+      <w:r>
+        <w:rPr>
+          <w:i/>
+          <w:iCs/>
+          <w:sz w:val="20"/>
+          <w:szCs w:val="20"/>
+        </w:rPr>
+        <w:t>CSE 278 Systems I</w:t>
+      </w:r>
+      <w:r>
+        <w:rPr>
+          <w:sz w:val="20"/>
+          <w:szCs w:val="20"/>
+        </w:rPr>
+        <w:t xml:space="preserve">, </w:t>
+      </w:r>
+      <w:r>
+        <w:rPr>
+          <w:i/>
+          <w:iCs/>
+          <w:sz w:val="20"/>
+          <w:szCs w:val="20"/>
+        </w:rPr>
+        <w:t>CSE</w:t>
+      </w:r>
+      <w:r>
+        <w:rPr>
+          <w:i/>
+          <w:iCs/>
+          <w:sz w:val="20"/>
+          <w:szCs w:val="20"/>
+        </w:rPr>
+        <w:t xml:space="preserve"> </w:t>
+      </w:r>
+      <w:r>
+        <w:rPr>
+          <w:i/>
+          <w:iCs/>
+          <w:sz w:val="20"/>
+          <w:szCs w:val="20"/>
+        </w:rPr>
+        <w:t>271</w:t>
+      </w:r>
+      <w:r>
+        <w:rPr>
+          <w:sz w:val="20"/>
+          <w:szCs w:val="20"/>
+        </w:rPr>
+        <w:t xml:space="preserve"> Object-Oriented Programming (Java), </w:t>
+      </w:r>
+      <w:r>
+        <w:rPr>
+          <w:i/>
+          <w:iCs/>
+          <w:sz w:val="20"/>
+          <w:szCs w:val="20"/>
+        </w:rPr>
+        <w:t>CSE 274</w:t>
+      </w:r>
+      <w:r>
+        <w:rPr>
+          <w:sz w:val="20"/>
+          <w:szCs w:val="20"/>
+        </w:rPr>
+        <w:t xml:space="preserve"> Data Abstraction </w:t>
+      </w:r>
+      <w:r>
+        <w:rPr>
+          <w:sz w:val="20"/>
+          <w:szCs w:val="20"/>
+        </w:rPr>
+        <w:t>&amp; Data Structures</w:t>
+      </w:r>
+      <w:r>
+        <w:rPr>
+          <w:i/>
+          <w:iCs/>
+          <w:sz w:val="20"/>
+          <w:szCs w:val="20"/>
+        </w:rPr>
+        <w:t>, CSE 201</w:t>
+      </w:r>
+      <w:r>
+        <w:rPr>
+          <w:sz w:val="20"/>
+          <w:szCs w:val="20"/>
+        </w:rPr>
+        <w:t xml:space="preserve"> Intro to Software Eng, </w:t>
       </w:r>
       <w:r>
         <w:rPr>
@@ -723,7 +816,21 @@
           <w:sz w:val="20"/>
           <w:szCs w:val="20"/>
         </w:rPr>
-        <w:t>Sep 2020 – May 2024</w:t>
+        <w:t xml:space="preserve">Sep 2020 </w:t>
+      </w:r>
+      <w:r>
+        <w:rPr>
+          <w:sz w:val="20"/>
+          <w:szCs w:val="20"/>
+        </w:rPr>
+        <w:t>-</w:t>
+      </w:r>
+      <w:r>
+        <w:rPr>
+          <w:sz w:val="20"/>
+          <w:szCs w:val="20"/>
+        </w:rPr>
+        <w:t xml:space="preserve"> May 2024</w:t>
       </w:r>
     </w:p>
     <w:p>
@@ -2050,15 +2157,13 @@
         </w:rPr>
         <w:t xml:space="preserve"> </w:t>
       </w:r>
-      <w:proofErr w:type="gramStart"/>
-      <w:r>
-        <w:rPr>
-          <w:sz w:val="20"/>
-          <w:szCs w:val="20"/>
-        </w:rPr>
-        <w:t>verbally-presented</w:t>
-      </w:r>
-      <w:proofErr w:type="gramEnd"/>
+      <w:r>
+        <w:rPr>
+          <w:sz w:val="20"/>
+          <w:szCs w:val="20"/>
+        </w:rPr>
+        <w:t>verbally presented</w:t>
+      </w:r>
       <w:r>
         <w:rPr>
           <w:sz w:val="20"/>
@@ -5958,6 +6063,7 @@
   <w:style w:type="character" w:default="1" w:styleId="DefaultParagraphFont">
     <w:name w:val="Default Paragraph Font"/>
     <w:uiPriority w:val="1"/>
+    <w:semiHidden/>
     <w:unhideWhenUsed/>
   </w:style>
   <w:style w:type="table" w:default="1" w:styleId="TableNormal">
